--- a/02 UI/实验二+UI控件代码生成以及MVC.docx
+++ b/02 UI/实验二+UI控件代码生成以及MVC.docx
@@ -308,15 +308,7 @@
         <w:rPr>
           <w:rFonts w:hint="eastAsia" w:ascii="宋体" w:hAnsi="宋体"/>
         </w:rPr>
-        <w:t xml:space="preserve">_  </w:t>
-      </w:r>
-      <w:bookmarkStart w:id="0" w:name="_GoBack"/>
-      <w:bookmarkEnd w:id="0"/>
-      <w:r>
-        <w:rPr>
-          <w:rFonts w:hint="eastAsia" w:ascii="宋体" w:hAnsi="宋体"/>
-        </w:rPr>
-        <w:t xml:space="preserve"> 指导老师：</w:t>
+        <w:t>_   指导老师：</w:t>
       </w:r>
       <w:r>
         <w:rPr>
@@ -449,7 +441,22 @@
           <w:rFonts w:hint="eastAsia"/>
           <w:b/>
         </w:rPr>
-        <w:t>Gitee网址：_____________________________________________</w:t>
+        <w:t>Git</w:t>
+      </w:r>
+      <w:r>
+        <w:rPr>
+          <w:rFonts w:hint="eastAsia"/>
+          <w:b/>
+          <w:lang w:val="en-US" w:eastAsia="zh-CN"/>
+        </w:rPr>
+        <w:t>hub</w:t>
+      </w:r>
+      <w:r>
+        <w:rPr>
+          <w:rFonts w:hint="eastAsia"/>
+          <w:b/>
+        </w:rPr>
+        <w:t>网址：______https://github.com/fdxdez/Android-program.git______</w:t>
       </w:r>
     </w:p>
     <w:p/>
@@ -715,22 +722,141 @@
       </w:r>
     </w:p>
     <w:p/>
-    <w:p/>
-    <w:p/>
-    <w:p/>
-    <w:p/>
-    <w:p/>
-    <w:p/>
-    <w:p/>
-    <w:p/>
-    <w:p/>
-    <w:p/>
-    <w:p/>
-    <w:p/>
-    <w:p/>
-    <w:p/>
-    <w:p/>
-    <w:p/>
+    <w:p>
+      <w:r>
+        <w:drawing>
+          <wp:inline distT="0" distB="0" distL="114300" distR="114300">
+            <wp:extent cx="5268595" cy="1556385"/>
+            <wp:effectExtent l="0" t="0" r="8255" b="5715"/>
+            <wp:docPr id="3" name="图片 1"/>
+            <wp:cNvGraphicFramePr>
+              <a:graphicFrameLocks xmlns:a="http://schemas.openxmlformats.org/drawingml/2006/main" noChangeAspect="1"/>
+            </wp:cNvGraphicFramePr>
+            <a:graphic xmlns:a="http://schemas.openxmlformats.org/drawingml/2006/main">
+              <a:graphicData uri="http://schemas.openxmlformats.org/drawingml/2006/picture">
+                <pic:pic xmlns:pic="http://schemas.openxmlformats.org/drawingml/2006/picture">
+                  <pic:nvPicPr>
+                    <pic:cNvPr id="3" name="图片 1"/>
+                    <pic:cNvPicPr>
+                      <a:picLocks noChangeAspect="1"/>
+                    </pic:cNvPicPr>
+                  </pic:nvPicPr>
+                  <pic:blipFill>
+                    <a:blip r:embed="rId5"/>
+                    <a:stretch>
+                      <a:fillRect/>
+                    </a:stretch>
+                  </pic:blipFill>
+                  <pic:spPr>
+                    <a:xfrm>
+                      <a:off x="0" y="0"/>
+                      <a:ext cx="5268595" cy="1556385"/>
+                    </a:xfrm>
+                    <a:prstGeom prst="rect">
+                      <a:avLst/>
+                    </a:prstGeom>
+                    <a:noFill/>
+                    <a:ln>
+                      <a:noFill/>
+                    </a:ln>
+                  </pic:spPr>
+                </pic:pic>
+              </a:graphicData>
+            </a:graphic>
+          </wp:inline>
+        </w:drawing>
+      </w:r>
+    </w:p>
+    <w:p>
+      <w:r>
+        <w:drawing>
+          <wp:inline distT="0" distB="0" distL="114300" distR="114300">
+            <wp:extent cx="4591685" cy="3188970"/>
+            <wp:effectExtent l="0" t="0" r="8890" b="1905"/>
+            <wp:docPr id="4" name="图片 2"/>
+            <wp:cNvGraphicFramePr>
+              <a:graphicFrameLocks xmlns:a="http://schemas.openxmlformats.org/drawingml/2006/main" noChangeAspect="1"/>
+            </wp:cNvGraphicFramePr>
+            <a:graphic xmlns:a="http://schemas.openxmlformats.org/drawingml/2006/main">
+              <a:graphicData uri="http://schemas.openxmlformats.org/drawingml/2006/picture">
+                <pic:pic xmlns:pic="http://schemas.openxmlformats.org/drawingml/2006/picture">
+                  <pic:nvPicPr>
+                    <pic:cNvPr id="4" name="图片 2"/>
+                    <pic:cNvPicPr>
+                      <a:picLocks noChangeAspect="1"/>
+                    </pic:cNvPicPr>
+                  </pic:nvPicPr>
+                  <pic:blipFill>
+                    <a:blip r:embed="rId6"/>
+                    <a:stretch>
+                      <a:fillRect/>
+                    </a:stretch>
+                  </pic:blipFill>
+                  <pic:spPr>
+                    <a:xfrm>
+                      <a:off x="0" y="0"/>
+                      <a:ext cx="4591685" cy="3188970"/>
+                    </a:xfrm>
+                    <a:prstGeom prst="rect">
+                      <a:avLst/>
+                    </a:prstGeom>
+                    <a:noFill/>
+                    <a:ln>
+                      <a:noFill/>
+                    </a:ln>
+                  </pic:spPr>
+                </pic:pic>
+              </a:graphicData>
+            </a:graphic>
+          </wp:inline>
+        </w:drawing>
+      </w:r>
+    </w:p>
+    <w:p>
+      <w:r>
+        <w:drawing>
+          <wp:inline distT="0" distB="0" distL="114300" distR="114300">
+            <wp:extent cx="5272405" cy="3082290"/>
+            <wp:effectExtent l="0" t="0" r="4445" b="3810"/>
+            <wp:docPr id="5" name="图片 3"/>
+            <wp:cNvGraphicFramePr>
+              <a:graphicFrameLocks xmlns:a="http://schemas.openxmlformats.org/drawingml/2006/main" noChangeAspect="1"/>
+            </wp:cNvGraphicFramePr>
+            <a:graphic xmlns:a="http://schemas.openxmlformats.org/drawingml/2006/main">
+              <a:graphicData uri="http://schemas.openxmlformats.org/drawingml/2006/picture">
+                <pic:pic xmlns:pic="http://schemas.openxmlformats.org/drawingml/2006/picture">
+                  <pic:nvPicPr>
+                    <pic:cNvPr id="5" name="图片 3"/>
+                    <pic:cNvPicPr>
+                      <a:picLocks noChangeAspect="1"/>
+                    </pic:cNvPicPr>
+                  </pic:nvPicPr>
+                  <pic:blipFill>
+                    <a:blip r:embed="rId7"/>
+                    <a:stretch>
+                      <a:fillRect/>
+                    </a:stretch>
+                  </pic:blipFill>
+                  <pic:spPr>
+                    <a:xfrm>
+                      <a:off x="0" y="0"/>
+                      <a:ext cx="5272405" cy="3082290"/>
+                    </a:xfrm>
+                    <a:prstGeom prst="rect">
+                      <a:avLst/>
+                    </a:prstGeom>
+                    <a:noFill/>
+                    <a:ln>
+                      <a:noFill/>
+                    </a:ln>
+                  </pic:spPr>
+                </pic:pic>
+              </a:graphicData>
+            </a:graphic>
+          </wp:inline>
+        </w:drawing>
+      </w:r>
+    </w:p>
     <w:p>
       <w:pPr>
         <w:numPr>
@@ -747,35 +873,22 @@
     </w:p>
     <w:p>
       <w:pPr>
-        <w:ind w:left="420"/>
-      </w:pPr>
-    </w:p>
-    <w:p>
-      <w:pPr>
-        <w:ind w:left="420"/>
-      </w:pPr>
-    </w:p>
-    <w:p/>
-    <w:p/>
-    <w:p>
-      <w:pPr>
-        <w:ind w:left="420"/>
-      </w:pPr>
-    </w:p>
-    <w:p>
-      <w:pPr>
-        <w:ind w:left="420"/>
-      </w:pPr>
-    </w:p>
-    <w:p/>
-    <w:p/>
-    <w:p/>
-    <w:p/>
-    <w:p/>
-    <w:p/>
-    <w:p/>
-    <w:p/>
-    <w:p/>
+        <w:numPr>
+          <w:numId w:val="0"/>
+        </w:numPr>
+        <w:ind w:leftChars="0"/>
+      </w:pPr>
+      <w:bookmarkStart w:id="0" w:name="_GoBack"/>
+      <w:bookmarkEnd w:id="0"/>
+    </w:p>
+    <w:p>
+      <w:pPr>
+        <w:ind w:firstLine="420" w:firstLineChars="200"/>
+      </w:pPr>
+      <w:r>
+        <w:t>本次实验两个功能区均按预期完成：区1用代码动态创建TextView，以ScrollView嵌套LinearLayout承载，每点击一次追加一行并自动滚动到底部，连续添加多条后滚动显示正常；区2以MVC模式实现ProgramAdviser，点击“确定”由控制器读取Spinner选中下标、调用模型层查询并回填结果，选择“新语言”返回Kotlin，与模型数据一致。标题按要求显示为姓名加学号，布局与代码中无直接书写的字符串，全部经strings.xml间接引用。调试中遇到未导入R导致Unresolved reference，补充导入后解决；模型层两个数组顺序不一致会造成建议错位，核对其一一对应后恢复正常。分析表明，MVC分层使视图只负责显示、模型只负责数据与查询逻辑、控制器只做事件转发，结构清晰、便于扩展与维护；后续可将模型数据改为数据库或网络来源，并用RecyclerView替代逐条添加以提升大量数据下的性能。</w:t>
+      </w:r>
+    </w:p>
     <w:p/>
     <w:p>
       <w:r>
